--- a/cv.docx
+++ b/cv.docx
@@ -11,7 +11,6 @@
           <w:szCs w:val="48"/>
         </w:rPr>
       </w:pPr>
-      <w:proofErr w:type="spellStart"/>
       <w:r>
         <w:rPr>
           <w:rFonts w:ascii="Segoe UI" w:hAnsi="Segoe UI" w:cs="Segoe UI"/>
@@ -22,7 +21,6 @@
         </w:rPr>
         <w:t>Ehab</w:t>
       </w:r>
-      <w:proofErr w:type="spellEnd"/>
       <w:r>
         <w:rPr>
           <w:rFonts w:ascii="Segoe UI" w:hAnsi="Segoe UI" w:cs="Segoe UI"/>
@@ -33,7 +31,6 @@
         </w:rPr>
         <w:t xml:space="preserve"> </w:t>
       </w:r>
-      <w:proofErr w:type="spellStart"/>
       <w:r>
         <w:rPr>
           <w:rFonts w:ascii="Segoe UI" w:hAnsi="Segoe UI" w:cs="Segoe UI"/>
@@ -44,7 +41,6 @@
         </w:rPr>
         <w:t>Tawfik</w:t>
       </w:r>
-      <w:proofErr w:type="spellEnd"/>
     </w:p>
     <w:p>
       <w:pPr>
@@ -292,21 +288,12 @@
         </w:rPr>
         <w:t xml:space="preserve"> </w:t>
       </w:r>
-      <w:proofErr w:type="spellStart"/>
-      <w:r>
-        <w:rPr>
-          <w:rFonts w:ascii="Segoe UI" w:hAnsi="Segoe UI" w:cs="Segoe UI"/>
-          <w:color w:val="222222"/>
-        </w:rPr>
-        <w:t>Damanhour</w:t>
-      </w:r>
-      <w:proofErr w:type="spellEnd"/>
-      <w:r>
-        <w:rPr>
-          <w:rFonts w:ascii="Segoe UI" w:hAnsi="Segoe UI" w:cs="Segoe UI"/>
-          <w:color w:val="222222"/>
-        </w:rPr>
-        <w:t>,</w:t>
+      <w:r>
+        <w:rPr>
+          <w:rFonts w:ascii="Segoe UI" w:hAnsi="Segoe UI" w:cs="Segoe UI"/>
+          <w:color w:val="222222"/>
+        </w:rPr>
+        <w:t>Damanhour,</w:t>
       </w:r>
       <w:r>
         <w:rPr>
@@ -316,21 +303,12 @@
         </w:rPr>
         <w:t xml:space="preserve"> </w:t>
       </w:r>
-      <w:proofErr w:type="spellStart"/>
-      <w:r>
-        <w:rPr>
-          <w:rFonts w:ascii="Segoe UI" w:hAnsi="Segoe UI" w:cs="Segoe UI"/>
-          <w:color w:val="222222"/>
-        </w:rPr>
-        <w:t>Beheira</w:t>
-      </w:r>
-      <w:proofErr w:type="spellEnd"/>
-      <w:r>
-        <w:rPr>
-          <w:rFonts w:ascii="Segoe UI" w:hAnsi="Segoe UI" w:cs="Segoe UI"/>
-          <w:color w:val="222222"/>
-        </w:rPr>
-        <w:t>,</w:t>
+      <w:r>
+        <w:rPr>
+          <w:rFonts w:ascii="Segoe UI" w:hAnsi="Segoe UI" w:cs="Segoe UI"/>
+          <w:color w:val="222222"/>
+        </w:rPr>
+        <w:t>Beheira,</w:t>
       </w:r>
       <w:r>
         <w:rPr>
@@ -411,17 +389,8 @@
             <w:rStyle w:val="Hyperlink"/>
             <w:rFonts w:ascii="Segoe UI" w:hAnsi="Segoe UI" w:cs="Segoe UI"/>
           </w:rPr>
-          <w:t>linkedin.com/in/</w:t>
+          <w:t>linkedin.com/in/ehabtawfik</w:t>
         </w:r>
-        <w:proofErr w:type="spellStart"/>
-        <w:r>
-          <w:rPr>
-            <w:rStyle w:val="Hyperlink"/>
-            <w:rFonts w:ascii="Segoe UI" w:hAnsi="Segoe UI" w:cs="Segoe UI"/>
-          </w:rPr>
-          <w:t>ehabtawfik</w:t>
-        </w:r>
-        <w:proofErr w:type="spellEnd"/>
       </w:hyperlink>
     </w:p>
     <w:p>
@@ -434,8 +403,6 @@
           <w:szCs w:val="16"/>
         </w:rPr>
       </w:pPr>
-      <w:bookmarkStart w:id="0" w:name="_GoBack"/>
-      <w:bookmarkEnd w:id="0"/>
     </w:p>
     <w:p>
       <w:pPr>
@@ -561,7 +528,7 @@
           </mc:Choice>
           <mc:Fallback>
             <w:pict>
-              <v:shape w14:anchorId="14073DEA" id="Graphic 4" o:spid="_x0000_s1026" style="position:absolute;margin-left:44.25pt;margin-top:4.95pt;width:583.5pt;height:.1pt;z-index:-251660288;visibility:visible;mso-wrap-style:square;mso-wrap-distance-left:0;mso-wrap-distance-top:0;mso-wrap-distance-right:0;mso-wrap-distance-bottom:0;mso-position-horizontal:absolute;mso-position-horizontal-relative:page;mso-position-vertical:absolute;mso-position-vertical-relative:text;v-text-anchor:top" coordsize="7410450,1270" o:gfxdata="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" path="m,l7410450,e" filled="f" strokecolor="#878787" strokeweight="1.5pt">
+              <v:shape w14:anchorId="791CF208" id="Graphic 4" o:spid="_x0000_s1026" style="position:absolute;margin-left:44.25pt;margin-top:4.95pt;width:583.5pt;height:.1pt;z-index:-251660288;visibility:visible;mso-wrap-style:square;mso-wrap-distance-left:0;mso-wrap-distance-top:0;mso-wrap-distance-right:0;mso-wrap-distance-bottom:0;mso-position-horizontal:absolute;mso-position-horizontal-relative:page;mso-position-vertical:absolute;mso-position-vertical-relative:text;v-text-anchor:top" coordsize="7410450,1270" o:gfxdata="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" path="m,l7410450,e" filled="f" strokecolor="#878787" strokeweight="1.5pt">
                 <v:stroke dashstyle="1 1"/>
                 <v:path arrowok="t"/>
                 <w10:wrap type="topAndBottom" anchorx="page"/>
@@ -1347,6 +1314,9 @@
           <w:p>
             <w:pPr>
               <w:pStyle w:val="TableParagraph"/>
+              <w:tabs>
+                <w:tab w:val="left" w:pos="3425"/>
+              </w:tabs>
               <w:spacing w:line="276" w:lineRule="exact"/>
               <w:rPr>
                 <w:rFonts w:ascii="Segoe UI" w:hAnsi="Segoe UI" w:cs="Segoe UI"/>
@@ -1365,7 +1335,31 @@
                 <w:w w:val="110"/>
                 <w:sz w:val="24"/>
               </w:rPr>
-              <w:t xml:space="preserve">EXPERIENCE </w:t>
+              <w:t>EXPERIENCE</w:t>
+            </w:r>
+            <w:r>
+              <w:rPr>
+                <w:rFonts w:ascii="Segoe UI" w:hAnsi="Segoe UI" w:cs="Segoe UI"/>
+                <w:b/>
+                <w:bCs/>
+                <w:color w:val="222222"/>
+                <w:spacing w:val="52"/>
+                <w:w w:val="110"/>
+                <w:sz w:val="24"/>
+              </w:rPr>
+              <w:t xml:space="preserve"> </w:t>
+            </w:r>
+            <w:r>
+              <w:rPr>
+                <w:rFonts w:ascii="Segoe UI" w:hAnsi="Segoe UI" w:cs="Segoe UI"/>
+                <w:b/>
+                <w:bCs/>
+                <w:color w:val="222222"/>
+                <w:spacing w:val="52"/>
+                <w:w w:val="110"/>
+                <w:sz w:val="24"/>
+              </w:rPr>
+              <w:tab/>
             </w:r>
           </w:p>
         </w:tc>
@@ -1486,20 +1480,8 @@
                 <w:color w:val="595959" w:themeColor="text1" w:themeTint="A6"/>
                 <w:sz w:val="21"/>
               </w:rPr>
-              <w:t xml:space="preserve"> </w:t>
-            </w:r>
-            <w:proofErr w:type="spellStart"/>
-            <w:r>
-              <w:rPr>
-                <w:rFonts w:ascii="Segoe UI" w:hAnsi="Segoe UI" w:cs="Segoe UI"/>
-                <w:b/>
-                <w:bCs/>
-                <w:color w:val="595959" w:themeColor="text1" w:themeTint="A6"/>
-                <w:sz w:val="21"/>
-              </w:rPr>
-              <w:t>Sneet</w:t>
-            </w:r>
-            <w:proofErr w:type="spellEnd"/>
+              <w:t xml:space="preserve"> Sneet</w:t>
+            </w:r>
             <w:r>
               <w:rPr>
                 <w:rFonts w:ascii="Segoe UI" w:hAnsi="Segoe UI" w:cs="Segoe UI"/>
@@ -1711,7 +1693,6 @@
               </w:rPr>
               <w:t xml:space="preserve"> </w:t>
             </w:r>
-            <w:proofErr w:type="spellStart"/>
             <w:r>
               <w:rPr>
                 <w:rFonts w:ascii="Segoe UI" w:hAnsi="Segoe UI" w:cs="Segoe UI"/>
@@ -1720,7 +1701,6 @@
               </w:rPr>
               <w:t>Sneet</w:t>
             </w:r>
-            <w:proofErr w:type="spellEnd"/>
             <w:r>
               <w:rPr>
                 <w:rFonts w:ascii="Segoe UI" w:hAnsi="Segoe UI" w:cs="Segoe UI"/>
@@ -1859,7 +1839,6 @@
                 <w:sz w:val="21"/>
               </w:rPr>
             </w:pPr>
-            <w:proofErr w:type="gramStart"/>
             <w:r>
               <w:rPr>
                 <w:rFonts w:ascii="Segoe UI" w:hAnsi="Segoe UI" w:cs="Segoe UI"/>
@@ -1869,7 +1848,6 @@
               </w:rPr>
               <w:t>developing</w:t>
             </w:r>
-            <w:proofErr w:type="gramEnd"/>
             <w:r>
               <w:rPr>
                 <w:rFonts w:ascii="Segoe UI" w:hAnsi="Segoe UI" w:cs="Segoe UI"/>
@@ -2533,7 +2511,6 @@
                 <w:sz w:val="21"/>
               </w:rPr>
             </w:pPr>
-            <w:proofErr w:type="gramStart"/>
             <w:r>
               <w:rPr>
                 <w:rFonts w:ascii="Segoe UI" w:hAnsi="Segoe UI" w:cs="Segoe UI"/>
@@ -2543,7 +2520,6 @@
               </w:rPr>
               <w:t>to</w:t>
             </w:r>
-            <w:proofErr w:type="gramEnd"/>
             <w:r>
               <w:rPr>
                 <w:rFonts w:ascii="Segoe UI" w:hAnsi="Segoe UI" w:cs="Segoe UI"/>
@@ -2722,7 +2698,17 @@
                 <w:spacing w:val="-2"/>
                 <w:sz w:val="21"/>
               </w:rPr>
-              <w:t>enhance</w:t>
+              <w:t>enh</w:t>
+            </w:r>
+            <w:bookmarkStart w:id="0" w:name="_GoBack"/>
+            <w:r>
+              <w:rPr>
+                <w:rFonts w:ascii="Segoe UI" w:hAnsi="Segoe UI" w:cs="Segoe UI"/>
+                <w:color w:val="222222"/>
+                <w:spacing w:val="-2"/>
+                <w:sz w:val="21"/>
+              </w:rPr>
+              <w:t>ance</w:t>
             </w:r>
             <w:r>
               <w:rPr>
@@ -2893,6 +2879,7 @@
               </w:rPr>
               <w:t>(Remote)</w:t>
             </w:r>
+            <w:bookmarkEnd w:id="0"/>
           </w:p>
           <w:p>
             <w:pPr>
@@ -3172,7 +3159,6 @@
                 <w:sz w:val="21"/>
               </w:rPr>
             </w:pPr>
-            <w:proofErr w:type="gramStart"/>
             <w:r>
               <w:rPr>
                 <w:rFonts w:ascii="Segoe UI" w:hAnsi="Segoe UI" w:cs="Segoe UI"/>
@@ -3182,7 +3168,6 @@
               </w:rPr>
               <w:t>games</w:t>
             </w:r>
-            <w:proofErr w:type="gramEnd"/>
             <w:r>
               <w:rPr>
                 <w:rFonts w:ascii="Segoe UI" w:hAnsi="Segoe UI" w:cs="Segoe UI"/>
@@ -3344,20 +3329,8 @@
                 <w:color w:val="595959" w:themeColor="text1" w:themeTint="A6"/>
                 <w:sz w:val="21"/>
               </w:rPr>
-              <w:t xml:space="preserve"> </w:t>
-            </w:r>
-            <w:proofErr w:type="spellStart"/>
-            <w:r>
-              <w:rPr>
-                <w:rFonts w:ascii="Segoe UI" w:hAnsi="Segoe UI" w:cs="Segoe UI"/>
-                <w:b/>
-                <w:bCs/>
-                <w:color w:val="595959" w:themeColor="text1" w:themeTint="A6"/>
-                <w:sz w:val="21"/>
-              </w:rPr>
-              <w:t>EtE</w:t>
-            </w:r>
-            <w:proofErr w:type="spellEnd"/>
+              <w:t xml:space="preserve"> EtE</w:t>
+            </w:r>
             <w:r>
               <w:rPr>
                 <w:rFonts w:ascii="Segoe UI" w:hAnsi="Segoe UI" w:cs="Segoe UI"/>
@@ -3539,7 +3512,6 @@
         </w:rPr>
         <w:t xml:space="preserve"> </w:t>
       </w:r>
-      <w:proofErr w:type="spellStart"/>
       <w:r>
         <w:rPr>
           <w:rFonts w:ascii="Segoe UI" w:hAnsi="Segoe UI" w:cs="Segoe UI"/>
@@ -3547,7 +3519,6 @@
         </w:rPr>
         <w:t>EtE</w:t>
       </w:r>
-      <w:proofErr w:type="spellEnd"/>
       <w:r>
         <w:rPr>
           <w:rFonts w:ascii="Segoe UI" w:hAnsi="Segoe UI" w:cs="Segoe UI"/>
@@ -3695,6 +3666,8 @@
     <w:p>
       <w:pPr>
         <w:pStyle w:val="BodyText"/>
+        <w:spacing w:before="81" w:line="266" w:lineRule="auto"/>
+        <w:ind w:left="120"/>
         <w:rPr>
           <w:rFonts w:ascii="Segoe UI" w:hAnsi="Segoe UI" w:cs="Segoe UI"/>
         </w:rPr>
@@ -3703,29 +3676,22 @@
     <w:p>
       <w:pPr>
         <w:pStyle w:val="BodyText"/>
-        <w:rPr>
-          <w:rFonts w:ascii="Segoe UI" w:hAnsi="Segoe UI" w:cs="Segoe UI"/>
-          <w:sz w:val="16"/>
-          <w:szCs w:val="16"/>
+        <w:spacing w:before="81" w:line="266" w:lineRule="auto"/>
+        <w:ind w:left="120"/>
+        <w:rPr>
+          <w:rFonts w:ascii="Segoe UI" w:hAnsi="Segoe UI" w:cs="Segoe UI"/>
         </w:rPr>
       </w:pPr>
     </w:p>
     <w:p>
       <w:pPr>
-        <w:pStyle w:val="BodyText"/>
-        <w:spacing w:before="77"/>
-        <w:rPr>
-          <w:rFonts w:ascii="Segoe UI" w:hAnsi="Segoe UI" w:cs="Segoe UI"/>
-        </w:rPr>
-      </w:pPr>
-    </w:p>
-    <w:p>
-      <w:pPr>
-        <w:pStyle w:val="Heading1"/>
+        <w:pStyle w:val="TableParagraph"/>
+        <w:spacing w:line="276" w:lineRule="exact"/>
         <w:rPr>
           <w:rFonts w:ascii="Segoe UI" w:hAnsi="Segoe UI" w:cs="Segoe UI"/>
           <w:b/>
           <w:bCs/>
+          <w:sz w:val="24"/>
         </w:rPr>
       </w:pPr>
       <w:r>
@@ -3734,10 +3700,11 @@
           <w:b/>
           <w:bCs/>
           <w:color w:val="222222"/>
-          <w:spacing w:val="48"/>
-          <w:w w:val="105"/>
-        </w:rPr>
-        <w:t>EDUCA</w:t>
+          <w:spacing w:val="52"/>
+          <w:w w:val="110"/>
+          <w:sz w:val="24"/>
+        </w:rPr>
+        <w:t xml:space="preserve"> </w:t>
       </w:r>
       <w:r>
         <w:rPr>
@@ -3745,10 +3712,11 @@
           <w:b/>
           <w:bCs/>
           <w:color w:val="222222"/>
-          <w:spacing w:val="41"/>
-          <w:w w:val="105"/>
-        </w:rPr>
-        <w:t xml:space="preserve">TION </w:t>
+          <w:spacing w:val="52"/>
+          <w:w w:val="110"/>
+          <w:sz w:val="24"/>
+        </w:rPr>
+        <w:t>EDUCATION</w:t>
       </w:r>
     </w:p>
     <w:p>
@@ -3832,7 +3800,7 @@
           </mc:Choice>
           <mc:Fallback>
             <w:pict>
-              <v:shape w14:anchorId="20217AD4" id="Graphic 5" o:spid="_x0000_s1026" style="position:absolute;margin-left:44.25pt;margin-top:4.95pt;width:583.5pt;height:.1pt;z-index:-251658240;visibility:visible;mso-wrap-style:square;mso-wrap-distance-left:0;mso-wrap-distance-top:0;mso-wrap-distance-right:0;mso-wrap-distance-bottom:0;mso-position-horizontal:absolute;mso-position-horizontal-relative:page;mso-position-vertical:absolute;mso-position-vertical-relative:text;v-text-anchor:top" coordsize="7410450,1270" o:gfxdata="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" path="m,l7410450,e" filled="f" strokecolor="#878787" strokeweight="1.5pt">
+              <v:shape w14:anchorId="0E057F24" id="Graphic 5" o:spid="_x0000_s1026" style="position:absolute;margin-left:44.25pt;margin-top:4.95pt;width:583.5pt;height:.1pt;z-index:-251658240;visibility:visible;mso-wrap-style:square;mso-wrap-distance-left:0;mso-wrap-distance-top:0;mso-wrap-distance-right:0;mso-wrap-distance-bottom:0;mso-position-horizontal:absolute;mso-position-horizontal-relative:page;mso-position-vertical:absolute;mso-position-vertical-relative:text;v-text-anchor:top" coordsize="7410450,1270" o:gfxdata="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" path="m,l7410450,e" filled="f" strokecolor="#878787" strokeweight="1.5pt">
                 <v:stroke dashstyle="1 1"/>
                 <v:path arrowok="t"/>
                 <w10:wrap type="topAndBottom" anchorx="page"/>
@@ -4066,8 +4034,11 @@
     <w:p>
       <w:pPr>
         <w:pStyle w:val="BodyText"/>
-        <w:rPr>
-          <w:rFonts w:ascii="Segoe UI" w:hAnsi="Segoe UI" w:cs="Segoe UI"/>
+        <w:spacing w:before="105"/>
+        <w:rPr>
+          <w:rFonts w:ascii="Segoe UI" w:hAnsi="Segoe UI" w:cs="Segoe UI"/>
+          <w:sz w:val="16"/>
+          <w:szCs w:val="16"/>
         </w:rPr>
       </w:pPr>
     </w:p>
@@ -4077,27 +4048,18 @@
         <w:spacing w:before="105"/>
         <w:rPr>
           <w:rFonts w:ascii="Segoe UI" w:hAnsi="Segoe UI" w:cs="Segoe UI"/>
-          <w:sz w:val="16"/>
-          <w:szCs w:val="16"/>
         </w:rPr>
       </w:pPr>
     </w:p>
     <w:p>
       <w:pPr>
-        <w:pStyle w:val="BodyText"/>
-        <w:spacing w:before="105"/>
-        <w:rPr>
-          <w:rFonts w:ascii="Segoe UI" w:hAnsi="Segoe UI" w:cs="Segoe UI"/>
-        </w:rPr>
-      </w:pPr>
-    </w:p>
-    <w:p>
-      <w:pPr>
-        <w:pStyle w:val="Heading1"/>
+        <w:pStyle w:val="TableParagraph"/>
+        <w:spacing w:line="276" w:lineRule="exact"/>
         <w:rPr>
           <w:rFonts w:ascii="Segoe UI" w:hAnsi="Segoe UI" w:cs="Segoe UI"/>
           <w:b/>
           <w:bCs/>
+          <w:sz w:val="24"/>
         </w:rPr>
       </w:pPr>
       <w:r>
@@ -4106,10 +4068,23 @@
           <w:b/>
           <w:bCs/>
           <w:color w:val="222222"/>
-          <w:spacing w:val="48"/>
-          <w:w w:val="115"/>
-        </w:rPr>
-        <w:t xml:space="preserve">SKILLS </w:t>
+          <w:spacing w:val="52"/>
+          <w:w w:val="110"/>
+          <w:sz w:val="24"/>
+        </w:rPr>
+        <w:t xml:space="preserve"> </w:t>
+      </w:r>
+      <w:r>
+        <w:rPr>
+          <w:rFonts w:ascii="Segoe UI" w:hAnsi="Segoe UI" w:cs="Segoe UI"/>
+          <w:b/>
+          <w:bCs/>
+          <w:color w:val="222222"/>
+          <w:spacing w:val="52"/>
+          <w:w w:val="110"/>
+          <w:sz w:val="24"/>
+        </w:rPr>
+        <w:t>SKILLS</w:t>
       </w:r>
     </w:p>
     <w:p>
@@ -4279,7 +4254,7 @@
           </mc:Choice>
           <mc:Fallback>
             <w:pict>
-              <v:group w14:anchorId="54E5F92A" id="Group 6" o:spid="_x0000_s1026" style="width:583.5pt;height:1.5pt;mso-position-horizontal-relative:char;mso-position-vertical-relative:line" coordsize="74104,190" o:gfxdata="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">
+              <v:group w14:anchorId="06B3B86E" id="Group 6" o:spid="_x0000_s1026" style="width:583.5pt;height:1.5pt;mso-position-horizontal-relative:char;mso-position-vertical-relative:line" coordsize="74104,190" o:gfxdata="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">
                 <v:shape id="Graphic 7" o:spid="_x0000_s1027" style="position:absolute;top:95;width:74104;height:12;visibility:visible;mso-wrap-style:square;v-text-anchor:top" coordsize="7410450,1270" o:gfxdata="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" path="m,l7410450,e" filled="f" strokecolor="#878787" strokeweight="1.5pt">
                   <v:stroke dashstyle="1 1"/>
                   <v:path arrowok="t"/>
@@ -4463,23 +4438,7 @@
           <w:rFonts w:ascii="Segoe UI" w:hAnsi="Segoe UI" w:cs="Segoe UI"/>
           <w:color w:val="222222"/>
         </w:rPr>
-        <w:t>Version control (</w:t>
-      </w:r>
-      <w:proofErr w:type="spellStart"/>
-      <w:r>
-        <w:rPr>
-          <w:rFonts w:ascii="Segoe UI" w:hAnsi="Segoe UI" w:cs="Segoe UI"/>
-          <w:color w:val="222222"/>
-        </w:rPr>
-        <w:t>Git</w:t>
-      </w:r>
-      <w:proofErr w:type="spellEnd"/>
-      <w:r>
-        <w:rPr>
-          <w:rFonts w:ascii="Segoe UI" w:hAnsi="Segoe UI" w:cs="Segoe UI"/>
-          <w:color w:val="222222"/>
-        </w:rPr>
-        <w:t>)</w:t>
+        <w:t>Version control (Git)</w:t>
       </w:r>
     </w:p>
     <w:p>
@@ -4614,7 +4573,7 @@
   </w:docDefaults>
   <w:latentStyles w:defLockedState="0" w:defUIPriority="99" w:defSemiHidden="0" w:defUnhideWhenUsed="0" w:defQFormat="0" w:count="371">
     <w:lsdException w:name="Normal" w:uiPriority="0" w:qFormat="1"/>
-    <w:lsdException w:name="heading 1" w:uiPriority="9" w:qFormat="1"/>
+    <w:lsdException w:name="heading 1" w:uiPriority="1" w:qFormat="1"/>
     <w:lsdException w:name="heading 2" w:semiHidden="1" w:uiPriority="9" w:unhideWhenUsed="1" w:qFormat="1"/>
     <w:lsdException w:name="heading 3" w:semiHidden="1" w:uiPriority="9" w:unhideWhenUsed="1" w:qFormat="1"/>
     <w:lsdException w:name="heading 4" w:semiHidden="1" w:uiPriority="9" w:unhideWhenUsed="1" w:qFormat="1"/>
@@ -4996,6 +4955,7 @@
   <w:style w:type="paragraph" w:styleId="Heading1">
     <w:name w:val="heading 1"/>
     <w:basedOn w:val="Normal"/>
+    <w:link w:val="Heading1Char"/>
     <w:uiPriority w:val="1"/>
     <w:qFormat/>
     <w:pPr>
@@ -5098,6 +5058,18 @@
     <w:rPr>
       <w:color w:val="0000FF" w:themeColor="hyperlink"/>
       <w:u w:val="single"/>
+    </w:rPr>
+  </w:style>
+  <w:style w:type="character" w:customStyle="1" w:styleId="Heading1Char">
+    <w:name w:val="Heading 1 Char"/>
+    <w:basedOn w:val="DefaultParagraphFont"/>
+    <w:link w:val="Heading1"/>
+    <w:uiPriority w:val="1"/>
+    <w:rsid w:val="00DA03CD"/>
+    <w:rPr>
+      <w:rFonts w:ascii="Trebuchet MS" w:eastAsia="Trebuchet MS" w:hAnsi="Trebuchet MS" w:cs="Trebuchet MS"/>
+      <w:sz w:val="24"/>
+      <w:szCs w:val="24"/>
     </w:rPr>
   </w:style>
 </w:styles>

--- a/cv.docx
+++ b/cv.docx
@@ -11,6 +11,7 @@
           <w:szCs w:val="48"/>
         </w:rPr>
       </w:pPr>
+      <w:proofErr w:type="spellStart"/>
       <w:r>
         <w:rPr>
           <w:rFonts w:ascii="Segoe UI" w:hAnsi="Segoe UI" w:cs="Segoe UI"/>
@@ -21,6 +22,7 @@
         </w:rPr>
         <w:t>Ehab</w:t>
       </w:r>
+      <w:proofErr w:type="spellEnd"/>
       <w:r>
         <w:rPr>
           <w:rFonts w:ascii="Segoe UI" w:hAnsi="Segoe UI" w:cs="Segoe UI"/>
@@ -31,6 +33,7 @@
         </w:rPr>
         <w:t xml:space="preserve"> </w:t>
       </w:r>
+      <w:proofErr w:type="spellStart"/>
       <w:r>
         <w:rPr>
           <w:rFonts w:ascii="Segoe UI" w:hAnsi="Segoe UI" w:cs="Segoe UI"/>
@@ -41,6 +44,7 @@
         </w:rPr>
         <w:t>Tawfik</w:t>
       </w:r>
+      <w:proofErr w:type="spellEnd"/>
     </w:p>
     <w:p>
       <w:pPr>
@@ -288,12 +292,21 @@
         </w:rPr>
         <w:t xml:space="preserve"> </w:t>
       </w:r>
-      <w:r>
-        <w:rPr>
-          <w:rFonts w:ascii="Segoe UI" w:hAnsi="Segoe UI" w:cs="Segoe UI"/>
-          <w:color w:val="222222"/>
-        </w:rPr>
-        <w:t>Damanhour,</w:t>
+      <w:proofErr w:type="spellStart"/>
+      <w:r>
+        <w:rPr>
+          <w:rFonts w:ascii="Segoe UI" w:hAnsi="Segoe UI" w:cs="Segoe UI"/>
+          <w:color w:val="222222"/>
+        </w:rPr>
+        <w:t>Damanhour</w:t>
+      </w:r>
+      <w:proofErr w:type="spellEnd"/>
+      <w:r>
+        <w:rPr>
+          <w:rFonts w:ascii="Segoe UI" w:hAnsi="Segoe UI" w:cs="Segoe UI"/>
+          <w:color w:val="222222"/>
+        </w:rPr>
+        <w:t>,</w:t>
       </w:r>
       <w:r>
         <w:rPr>
@@ -303,12 +316,21 @@
         </w:rPr>
         <w:t xml:space="preserve"> </w:t>
       </w:r>
-      <w:r>
-        <w:rPr>
-          <w:rFonts w:ascii="Segoe UI" w:hAnsi="Segoe UI" w:cs="Segoe UI"/>
-          <w:color w:val="222222"/>
-        </w:rPr>
-        <w:t>Beheira,</w:t>
+      <w:proofErr w:type="spellStart"/>
+      <w:r>
+        <w:rPr>
+          <w:rFonts w:ascii="Segoe UI" w:hAnsi="Segoe UI" w:cs="Segoe UI"/>
+          <w:color w:val="222222"/>
+        </w:rPr>
+        <w:t>Beheira</w:t>
+      </w:r>
+      <w:proofErr w:type="spellEnd"/>
+      <w:r>
+        <w:rPr>
+          <w:rFonts w:ascii="Segoe UI" w:hAnsi="Segoe UI" w:cs="Segoe UI"/>
+          <w:color w:val="222222"/>
+        </w:rPr>
+        <w:t>,</w:t>
       </w:r>
       <w:r>
         <w:rPr>
@@ -389,8 +411,17 @@
             <w:rStyle w:val="Hyperlink"/>
             <w:rFonts w:ascii="Segoe UI" w:hAnsi="Segoe UI" w:cs="Segoe UI"/>
           </w:rPr>
-          <w:t>linkedin.com/in/ehabtawfik</w:t>
+          <w:t>linkedin.com/in/</w:t>
         </w:r>
+        <w:proofErr w:type="spellStart"/>
+        <w:r>
+          <w:rPr>
+            <w:rStyle w:val="Hyperlink"/>
+            <w:rFonts w:ascii="Segoe UI" w:hAnsi="Segoe UI" w:cs="Segoe UI"/>
+          </w:rPr>
+          <w:t>ehabtawfik</w:t>
+        </w:r>
+        <w:proofErr w:type="spellEnd"/>
       </w:hyperlink>
     </w:p>
     <w:p>
@@ -784,10 +815,13 @@
     <w:p>
       <w:pPr>
         <w:pStyle w:val="BodyText"/>
-        <w:spacing w:before="26" w:line="266" w:lineRule="auto"/>
+        <w:spacing w:line="243" w:lineRule="exact"/>
         <w:ind w:left="120"/>
         <w:rPr>
           <w:rFonts w:ascii="Segoe UI" w:hAnsi="Segoe UI" w:cs="Segoe UI"/>
+          <w:color w:val="222222"/>
+          <w:spacing w:val="-2"/>
+          <w:rtl/>
         </w:rPr>
       </w:pPr>
       <w:r>
@@ -796,29 +830,7 @@
           <w:color w:val="222222"/>
           <w:spacing w:val="-2"/>
         </w:rPr>
-        <w:t xml:space="preserve">Passionate about building fun, visually polished, and performance-optimized gaming experiences through collaboration and </w:t>
-      </w:r>
-      <w:r>
-        <w:rPr>
-          <w:rFonts w:ascii="Segoe UI" w:hAnsi="Segoe UI" w:cs="Segoe UI"/>
-          <w:color w:val="222222"/>
-        </w:rPr>
-        <w:t>continuous</w:t>
-      </w:r>
-      <w:r>
-        <w:rPr>
-          <w:rFonts w:ascii="Segoe UI" w:hAnsi="Segoe UI" w:cs="Segoe UI"/>
-          <w:color w:val="222222"/>
-          <w:spacing w:val="-1"/>
-        </w:rPr>
-        <w:t xml:space="preserve"> </w:t>
-      </w:r>
-      <w:r>
-        <w:rPr>
-          <w:rFonts w:ascii="Segoe UI" w:hAnsi="Segoe UI" w:cs="Segoe UI"/>
-          <w:color w:val="222222"/>
-        </w:rPr>
-        <w:t>learning.</w:t>
+        <w:t>Passionate about building fun, visually enhanced games that deliver better player experiences through team collaboration and continuous learning.</w:t>
       </w:r>
     </w:p>
     <w:p>
@@ -1480,8 +1492,20 @@
                 <w:color w:val="595959" w:themeColor="text1" w:themeTint="A6"/>
                 <w:sz w:val="21"/>
               </w:rPr>
-              <w:t xml:space="preserve"> Sneet</w:t>
-            </w:r>
+              <w:t xml:space="preserve"> </w:t>
+            </w:r>
+            <w:proofErr w:type="spellStart"/>
+            <w:r>
+              <w:rPr>
+                <w:rFonts w:ascii="Segoe UI" w:hAnsi="Segoe UI" w:cs="Segoe UI"/>
+                <w:b/>
+                <w:bCs/>
+                <w:color w:val="595959" w:themeColor="text1" w:themeTint="A6"/>
+                <w:sz w:val="21"/>
+              </w:rPr>
+              <w:t>Sneet</w:t>
+            </w:r>
+            <w:proofErr w:type="spellEnd"/>
             <w:r>
               <w:rPr>
                 <w:rFonts w:ascii="Segoe UI" w:hAnsi="Segoe UI" w:cs="Segoe UI"/>
@@ -1693,6 +1717,7 @@
               </w:rPr>
               <w:t xml:space="preserve"> </w:t>
             </w:r>
+            <w:proofErr w:type="spellStart"/>
             <w:r>
               <w:rPr>
                 <w:rFonts w:ascii="Segoe UI" w:hAnsi="Segoe UI" w:cs="Segoe UI"/>
@@ -1701,6 +1726,7 @@
               </w:rPr>
               <w:t>Sneet</w:t>
             </w:r>
+            <w:proofErr w:type="spellEnd"/>
             <w:r>
               <w:rPr>
                 <w:rFonts w:ascii="Segoe UI" w:hAnsi="Segoe UI" w:cs="Segoe UI"/>
@@ -1839,6 +1865,7 @@
                 <w:sz w:val="21"/>
               </w:rPr>
             </w:pPr>
+            <w:proofErr w:type="gramStart"/>
             <w:r>
               <w:rPr>
                 <w:rFonts w:ascii="Segoe UI" w:hAnsi="Segoe UI" w:cs="Segoe UI"/>
@@ -1848,6 +1875,7 @@
               </w:rPr>
               <w:t>developing</w:t>
             </w:r>
+            <w:proofErr w:type="gramEnd"/>
             <w:r>
               <w:rPr>
                 <w:rFonts w:ascii="Segoe UI" w:hAnsi="Segoe UI" w:cs="Segoe UI"/>
@@ -2511,6 +2539,7 @@
                 <w:sz w:val="21"/>
               </w:rPr>
             </w:pPr>
+            <w:proofErr w:type="gramStart"/>
             <w:r>
               <w:rPr>
                 <w:rFonts w:ascii="Segoe UI" w:hAnsi="Segoe UI" w:cs="Segoe UI"/>
@@ -2520,6 +2549,7 @@
               </w:rPr>
               <w:t>to</w:t>
             </w:r>
+            <w:proofErr w:type="gramEnd"/>
             <w:r>
               <w:rPr>
                 <w:rFonts w:ascii="Segoe UI" w:hAnsi="Segoe UI" w:cs="Segoe UI"/>
@@ -2698,17 +2728,7 @@
                 <w:spacing w:val="-2"/>
                 <w:sz w:val="21"/>
               </w:rPr>
-              <w:t>enh</w:t>
-            </w:r>
-            <w:bookmarkStart w:id="0" w:name="_GoBack"/>
-            <w:r>
-              <w:rPr>
-                <w:rFonts w:ascii="Segoe UI" w:hAnsi="Segoe UI" w:cs="Segoe UI"/>
-                <w:color w:val="222222"/>
-                <w:spacing w:val="-2"/>
-                <w:sz w:val="21"/>
-              </w:rPr>
-              <w:t>ance</w:t>
+              <w:t>enhance</w:t>
             </w:r>
             <w:r>
               <w:rPr>
@@ -2879,7 +2899,6 @@
               </w:rPr>
               <w:t>(Remote)</w:t>
             </w:r>
-            <w:bookmarkEnd w:id="0"/>
           </w:p>
           <w:p>
             <w:pPr>
@@ -3086,7 +3105,7 @@
                 <w:spacing w:val="-4"/>
                 <w:sz w:val="21"/>
               </w:rPr>
-              <w:t>develop optimized,</w:t>
+              <w:t>develop</w:t>
             </w:r>
             <w:r>
               <w:rPr>
@@ -3122,7 +3141,7 @@
                 <w:spacing w:val="-4"/>
                 <w:sz w:val="21"/>
               </w:rPr>
-              <w:t>-quality</w:t>
+              <w:t>quality</w:t>
             </w:r>
           </w:p>
         </w:tc>
@@ -3154,11 +3173,13 @@
             <w:pPr>
               <w:pStyle w:val="TableParagraph"/>
               <w:spacing w:before="69"/>
+              <w:ind w:left="0"/>
               <w:rPr>
                 <w:rFonts w:ascii="Segoe UI" w:hAnsi="Segoe UI" w:cs="Segoe UI"/>
                 <w:sz w:val="21"/>
               </w:rPr>
             </w:pPr>
+            <w:proofErr w:type="gramStart"/>
             <w:r>
               <w:rPr>
                 <w:rFonts w:ascii="Segoe UI" w:hAnsi="Segoe UI" w:cs="Segoe UI"/>
@@ -3166,17 +3187,9 @@
                 <w:spacing w:val="-2"/>
                 <w:sz w:val="21"/>
               </w:rPr>
-              <w:t>games</w:t>
-            </w:r>
-            <w:r>
-              <w:rPr>
-                <w:rFonts w:ascii="Segoe UI" w:hAnsi="Segoe UI" w:cs="Segoe UI"/>
-                <w:color w:val="222222"/>
-                <w:spacing w:val="-4"/>
-                <w:sz w:val="21"/>
-              </w:rPr>
-              <w:t xml:space="preserve"> </w:t>
-            </w:r>
+              <w:t>creative</w:t>
+            </w:r>
+            <w:proofErr w:type="gramEnd"/>
             <w:r>
               <w:rPr>
                 <w:rFonts w:ascii="Segoe UI" w:hAnsi="Segoe UI" w:cs="Segoe UI"/>
@@ -3184,16 +3197,7 @@
                 <w:spacing w:val="-2"/>
                 <w:sz w:val="21"/>
               </w:rPr>
-              <w:t>with</w:t>
-            </w:r>
-            <w:r>
-              <w:rPr>
-                <w:rFonts w:ascii="Segoe UI" w:hAnsi="Segoe UI" w:cs="Segoe UI"/>
-                <w:color w:val="222222"/>
-                <w:spacing w:val="-4"/>
-                <w:sz w:val="21"/>
-              </w:rPr>
-              <w:t xml:space="preserve"> </w:t>
+              <w:t xml:space="preserve"> games</w:t>
             </w:r>
             <w:r>
               <w:rPr>
@@ -3202,43 +3206,7 @@
                 <w:spacing w:val="-2"/>
                 <w:sz w:val="21"/>
               </w:rPr>
-              <w:t>creative</w:t>
-            </w:r>
-            <w:r>
-              <w:rPr>
-                <w:rFonts w:ascii="Segoe UI" w:hAnsi="Segoe UI" w:cs="Segoe UI"/>
-                <w:color w:val="222222"/>
-                <w:spacing w:val="-3"/>
-                <w:sz w:val="21"/>
-              </w:rPr>
-              <w:t xml:space="preserve"> </w:t>
-            </w:r>
-            <w:r>
-              <w:rPr>
-                <w:rFonts w:ascii="Segoe UI" w:hAnsi="Segoe UI" w:cs="Segoe UI"/>
-                <w:color w:val="222222"/>
-                <w:spacing w:val="-2"/>
-                <w:sz w:val="21"/>
-              </w:rPr>
-              <w:t>gameplay</w:t>
-            </w:r>
-            <w:r>
-              <w:rPr>
-                <w:rFonts w:ascii="Segoe UI" w:hAnsi="Segoe UI" w:cs="Segoe UI"/>
-                <w:color w:val="222222"/>
-                <w:spacing w:val="-4"/>
-                <w:sz w:val="21"/>
-              </w:rPr>
-              <w:t xml:space="preserve"> </w:t>
-            </w:r>
-            <w:r>
-              <w:rPr>
-                <w:rFonts w:ascii="Segoe UI" w:hAnsi="Segoe UI" w:cs="Segoe UI"/>
-                <w:color w:val="222222"/>
-                <w:spacing w:val="-2"/>
-                <w:sz w:val="21"/>
-              </w:rPr>
-              <w:t>solutions.</w:t>
+              <w:t>.</w:t>
             </w:r>
           </w:p>
         </w:tc>
@@ -3329,8 +3297,20 @@
                 <w:color w:val="595959" w:themeColor="text1" w:themeTint="A6"/>
                 <w:sz w:val="21"/>
               </w:rPr>
-              <w:t xml:space="preserve"> EtE</w:t>
-            </w:r>
+              <w:t xml:space="preserve"> </w:t>
+            </w:r>
+            <w:proofErr w:type="spellStart"/>
+            <w:r>
+              <w:rPr>
+                <w:rFonts w:ascii="Segoe UI" w:hAnsi="Segoe UI" w:cs="Segoe UI"/>
+                <w:b/>
+                <w:bCs/>
+                <w:color w:val="595959" w:themeColor="text1" w:themeTint="A6"/>
+                <w:sz w:val="21"/>
+              </w:rPr>
+              <w:t>EtE</w:t>
+            </w:r>
+            <w:proofErr w:type="spellEnd"/>
             <w:r>
               <w:rPr>
                 <w:rFonts w:ascii="Segoe UI" w:hAnsi="Segoe UI" w:cs="Segoe UI"/>
@@ -3457,7 +3437,7 @@
           <w:rFonts w:ascii="Segoe UI" w:hAnsi="Segoe UI" w:cs="Segoe UI"/>
           <w:color w:val="222222"/>
         </w:rPr>
-        <w:t>small-scale</w:t>
+        <w:t>games</w:t>
       </w:r>
       <w:r>
         <w:rPr>
@@ -3472,7 +3452,7 @@
           <w:rFonts w:ascii="Segoe UI" w:hAnsi="Segoe UI" w:cs="Segoe UI"/>
           <w:color w:val="222222"/>
         </w:rPr>
-        <w:t>games</w:t>
+        <w:t>under</w:t>
       </w:r>
       <w:r>
         <w:rPr>
@@ -3487,7 +3467,7 @@
           <w:rFonts w:ascii="Segoe UI" w:hAnsi="Segoe UI" w:cs="Segoe UI"/>
           <w:color w:val="222222"/>
         </w:rPr>
-        <w:t>under</w:t>
+        <w:t>the</w:t>
       </w:r>
       <w:r>
         <w:rPr>
@@ -3497,13 +3477,15 @@
         </w:rPr>
         <w:t xml:space="preserve"> </w:t>
       </w:r>
-      <w:r>
-        <w:rPr>
-          <w:rFonts w:ascii="Segoe UI" w:hAnsi="Segoe UI" w:cs="Segoe UI"/>
-          <w:color w:val="222222"/>
-        </w:rPr>
-        <w:t>the</w:t>
-      </w:r>
+      <w:proofErr w:type="spellStart"/>
+      <w:r>
+        <w:rPr>
+          <w:rFonts w:ascii="Segoe UI" w:hAnsi="Segoe UI" w:cs="Segoe UI"/>
+          <w:color w:val="222222"/>
+        </w:rPr>
+        <w:t>EtE</w:t>
+      </w:r>
+      <w:proofErr w:type="spellEnd"/>
       <w:r>
         <w:rPr>
           <w:rFonts w:ascii="Segoe UI" w:hAnsi="Segoe UI" w:cs="Segoe UI"/>
@@ -3517,7 +3499,7 @@
           <w:rFonts w:ascii="Segoe UI" w:hAnsi="Segoe UI" w:cs="Segoe UI"/>
           <w:color w:val="222222"/>
         </w:rPr>
-        <w:t>EtE</w:t>
+        <w:t>Studio</w:t>
       </w:r>
       <w:r>
         <w:rPr>
@@ -3532,7 +3514,7 @@
           <w:rFonts w:ascii="Segoe UI" w:hAnsi="Segoe UI" w:cs="Segoe UI"/>
           <w:color w:val="222222"/>
         </w:rPr>
-        <w:t>Studio</w:t>
+        <w:t>name,</w:t>
       </w:r>
       <w:r>
         <w:rPr>
@@ -3547,7 +3529,7 @@
           <w:rFonts w:ascii="Segoe UI" w:hAnsi="Segoe UI" w:cs="Segoe UI"/>
           <w:color w:val="222222"/>
         </w:rPr>
-        <w:t>name,</w:t>
+        <w:t>focusing</w:t>
       </w:r>
       <w:r>
         <w:rPr>
@@ -3562,7 +3544,7 @@
           <w:rFonts w:ascii="Segoe UI" w:hAnsi="Segoe UI" w:cs="Segoe UI"/>
           <w:color w:val="222222"/>
         </w:rPr>
-        <w:t>focusing</w:t>
+        <w:t>on</w:t>
       </w:r>
       <w:r>
         <w:rPr>
@@ -3576,23 +3558,16 @@
         <w:rPr>
           <w:rFonts w:ascii="Segoe UI" w:hAnsi="Segoe UI" w:cs="Segoe UI"/>
           <w:color w:val="222222"/>
-        </w:rPr>
-        <w:t>on</w:t>
-      </w:r>
-      <w:r>
-        <w:rPr>
-          <w:rFonts w:ascii="Segoe UI" w:hAnsi="Segoe UI" w:cs="Segoe UI"/>
-          <w:color w:val="222222"/>
           <w:spacing w:val="-4"/>
         </w:rPr>
-        <w:t xml:space="preserve"> </w:t>
-      </w:r>
-      <w:r>
-        <w:rPr>
-          <w:rFonts w:ascii="Segoe UI" w:hAnsi="Segoe UI" w:cs="Segoe UI"/>
-          <w:color w:val="222222"/>
-        </w:rPr>
-        <w:t>advanced</w:t>
+        <w:t xml:space="preserve">learn </w:t>
+      </w:r>
+      <w:r>
+        <w:rPr>
+          <w:rFonts w:ascii="Segoe UI" w:hAnsi="Segoe UI" w:cs="Segoe UI"/>
+          <w:color w:val="222222"/>
+        </w:rPr>
+        <w:t>new</w:t>
       </w:r>
       <w:r>
         <w:rPr>
@@ -3869,9 +3844,10 @@
       </w:r>
       <w:r>
         <w:rPr>
-          <w:rFonts w:ascii="Segoe UI" w:hAnsi="Segoe UI" w:cs="Segoe UI"/>
+          <w:rFonts w:ascii="Segoe UI" w:hAnsi="Segoe UI" w:cs="Segoe UI" w:hint="cs"/>
           <w:color w:val="222222"/>
           <w:spacing w:val="11"/>
+          <w:rtl/>
         </w:rPr>
         <w:t xml:space="preserve"> </w:t>
       </w:r>
@@ -3885,9 +3861,10 @@
       </w:r>
       <w:r>
         <w:rPr>
-          <w:rFonts w:ascii="Segoe UI" w:hAnsi="Segoe UI" w:cs="Segoe UI"/>
+          <w:rFonts w:ascii="Segoe UI" w:hAnsi="Segoe UI" w:cs="Segoe UI" w:hint="cs"/>
           <w:color w:val="222222"/>
           <w:spacing w:val="11"/>
+          <w:rtl/>
         </w:rPr>
         <w:t xml:space="preserve"> </w:t>
       </w:r>
@@ -4050,6 +4027,8 @@
           <w:rFonts w:ascii="Segoe UI" w:hAnsi="Segoe UI" w:cs="Segoe UI"/>
         </w:rPr>
       </w:pPr>
+      <w:bookmarkStart w:id="0" w:name="_GoBack"/>
+      <w:bookmarkEnd w:id="0"/>
     </w:p>
     <w:p>
       <w:pPr>
@@ -4360,38 +4339,7 @@
           <w:rFonts w:ascii="Segoe UI" w:hAnsi="Segoe UI" w:cs="Segoe UI"/>
           <w:color w:val="222222"/>
         </w:rPr>
-        <w:t>physics,</w:t>
-      </w:r>
-      <w:r>
-        <w:rPr>
-          <w:rFonts w:ascii="Segoe UI" w:hAnsi="Segoe UI" w:cs="Segoe UI"/>
-          <w:color w:val="222222"/>
-          <w:spacing w:val="-8"/>
-        </w:rPr>
-        <w:t xml:space="preserve"> </w:t>
-      </w:r>
-      <w:r>
-        <w:rPr>
-          <w:rFonts w:ascii="Segoe UI" w:hAnsi="Segoe UI" w:cs="Segoe UI"/>
-          <w:color w:val="222222"/>
-        </w:rPr>
-        <w:t>collision</w:t>
-      </w:r>
-      <w:r>
-        <w:rPr>
-          <w:rFonts w:ascii="Segoe UI" w:hAnsi="Segoe UI" w:cs="Segoe UI"/>
-          <w:color w:val="222222"/>
-          <w:spacing w:val="-9"/>
-        </w:rPr>
-        <w:t xml:space="preserve"> </w:t>
-      </w:r>
-      <w:r>
-        <w:rPr>
-          <w:rFonts w:ascii="Segoe UI" w:hAnsi="Segoe UI" w:cs="Segoe UI"/>
-          <w:color w:val="222222"/>
-          <w:spacing w:val="-2"/>
-        </w:rPr>
-        <w:t>detection</w:t>
+        <w:t>physics</w:t>
       </w:r>
     </w:p>
     <w:p>
@@ -4401,6 +4349,8 @@
         <w:ind w:left="120" w:right="2903"/>
         <w:rPr>
           <w:rFonts w:ascii="Segoe UI" w:hAnsi="Segoe UI" w:cs="Segoe UI"/>
+          <w:color w:val="222222"/>
+          <w:spacing w:val="-2"/>
         </w:rPr>
       </w:pPr>
       <w:r>
@@ -4415,15 +4365,7 @@
           <w:color w:val="222222"/>
           <w:spacing w:val="-2"/>
         </w:rPr>
-        <w:t>Performance</w:t>
-      </w:r>
-      <w:r>
-        <w:rPr>
-          <w:rFonts w:ascii="Segoe UI" w:hAnsi="Segoe UI" w:cs="Segoe UI"/>
-          <w:color w:val="222222"/>
-          <w:spacing w:val="-13"/>
-        </w:rPr>
-        <w:t xml:space="preserve"> </w:t>
+        <w:t xml:space="preserve">Clean Code                        </w:t>
       </w:r>
       <w:r>
         <w:rPr>
@@ -4431,14 +4373,30 @@
           <w:color w:val="222222"/>
           <w:spacing w:val="-2"/>
         </w:rPr>
-        <w:t xml:space="preserve">optimization </w:t>
-      </w:r>
-      <w:r>
-        <w:rPr>
-          <w:rFonts w:ascii="Segoe UI" w:hAnsi="Segoe UI" w:cs="Segoe UI"/>
-          <w:color w:val="222222"/>
-        </w:rPr>
-        <w:t>Version control (Git)</w:t>
+        <w:t xml:space="preserve"> </w:t>
+      </w:r>
+      <w:r>
+        <w:rPr>
+          <w:rFonts w:ascii="Segoe UI" w:hAnsi="Segoe UI" w:cs="Segoe UI"/>
+          <w:color w:val="222222"/>
+        </w:rPr>
+        <w:t>Version control (</w:t>
+      </w:r>
+      <w:proofErr w:type="spellStart"/>
+      <w:r>
+        <w:rPr>
+          <w:rFonts w:ascii="Segoe UI" w:hAnsi="Segoe UI" w:cs="Segoe UI"/>
+          <w:color w:val="222222"/>
+        </w:rPr>
+        <w:t>Git</w:t>
+      </w:r>
+      <w:proofErr w:type="spellEnd"/>
+      <w:r>
+        <w:rPr>
+          <w:rFonts w:ascii="Segoe UI" w:hAnsi="Segoe UI" w:cs="Segoe UI"/>
+          <w:color w:val="222222"/>
+        </w:rPr>
+        <w:t>)</w:t>
       </w:r>
     </w:p>
     <w:p>

--- a/cv.docx
+++ b/cv.docx
@@ -830,7 +830,17 @@
           <w:color w:val="222222"/>
           <w:spacing w:val="-2"/>
         </w:rPr>
-        <w:t>Passionate about building fun, visually enhanced games that deliver better player experiences through team collaboration and continuous learning.</w:t>
+        <w:t>Passionate about building fun, visu</w:t>
+      </w:r>
+      <w:bookmarkStart w:id="0" w:name="_GoBack"/>
+      <w:bookmarkEnd w:id="0"/>
+      <w:r>
+        <w:rPr>
+          <w:rFonts w:ascii="Segoe UI" w:hAnsi="Segoe UI" w:cs="Segoe UI"/>
+          <w:color w:val="222222"/>
+          <w:spacing w:val="-2"/>
+        </w:rPr>
+        <w:t>ally enhanced games that deliver better player experiences through team collaboration and continuous learning.</w:t>
       </w:r>
     </w:p>
     <w:p>
@@ -4027,8 +4037,6 @@
           <w:rFonts w:ascii="Segoe UI" w:hAnsi="Segoe UI" w:cs="Segoe UI"/>
         </w:rPr>
       </w:pPr>
-      <w:bookmarkStart w:id="0" w:name="_GoBack"/>
-      <w:bookmarkEnd w:id="0"/>
     </w:p>
     <w:p>
       <w:pPr>

--- a/cv.docx
+++ b/cv.docx
@@ -830,17 +830,7 @@
           <w:color w:val="222222"/>
           <w:spacing w:val="-2"/>
         </w:rPr>
-        <w:t>Passionate about building fun, visu</w:t>
-      </w:r>
-      <w:bookmarkStart w:id="0" w:name="_GoBack"/>
-      <w:bookmarkEnd w:id="0"/>
-      <w:r>
-        <w:rPr>
-          <w:rFonts w:ascii="Segoe UI" w:hAnsi="Segoe UI" w:cs="Segoe UI"/>
-          <w:color w:val="222222"/>
-          <w:spacing w:val="-2"/>
-        </w:rPr>
-        <w:t>ally enhanced games that deliver better player experiences through team collaboration and continuous learning.</w:t>
+        <w:t>Passionate about building fun, visually enhanced games that deliver better player experiences through team collaboration and continuous learning.</w:t>
       </w:r>
     </w:p>
     <w:p>
@@ -1274,15 +1264,6 @@
         </w:rPr>
         <w:t>games.</w:t>
       </w:r>
-    </w:p>
-    <w:p>
-      <w:pPr>
-        <w:pStyle w:val="BodyText"/>
-        <w:rPr>
-          <w:rFonts w:ascii="Segoe UI" w:hAnsi="Segoe UI" w:cs="Segoe UI"/>
-          <w:sz w:val="20"/>
-        </w:rPr>
-      </w:pPr>
     </w:p>
     <w:p>
       <w:pPr>
@@ -4325,6 +4306,7 @@
         <w:ind w:left="120"/>
         <w:rPr>
           <w:rFonts w:ascii="Segoe UI" w:hAnsi="Segoe UI" w:cs="Segoe UI"/>
+          <w:color w:val="222222"/>
         </w:rPr>
       </w:pPr>
       <w:r>
@@ -4348,6 +4330,33 @@
           <w:color w:val="222222"/>
         </w:rPr>
         <w:t>physics</w:t>
+      </w:r>
+    </w:p>
+    <w:p>
+      <w:pPr>
+        <w:pStyle w:val="BodyText"/>
+        <w:spacing w:line="244" w:lineRule="exact"/>
+        <w:ind w:left="120"/>
+        <w:rPr>
+          <w:rFonts w:ascii="Segoe UI" w:hAnsi="Segoe UI" w:cs="Segoe UI"/>
+          <w:color w:val="222222"/>
+        </w:rPr>
+      </w:pPr>
+    </w:p>
+    <w:p>
+      <w:pPr>
+        <w:pStyle w:val="BodyText"/>
+        <w:spacing w:line="244" w:lineRule="exact"/>
+        <w:ind w:left="120"/>
+        <w:rPr>
+          <w:rFonts w:ascii="Segoe UI" w:hAnsi="Segoe UI" w:cs="Segoe UI"/>
+        </w:rPr>
+      </w:pPr>
+      <w:r>
+        <w:rPr>
+          <w:rFonts w:ascii="Segoe UI" w:hAnsi="Segoe UI" w:cs="Segoe UI"/>
+        </w:rPr>
+        <w:t>Game Analytics &amp; SDK Integration</w:t>
       </w:r>
     </w:p>
     <w:p>
@@ -4373,7 +4382,41 @@
           <w:color w:val="222222"/>
           <w:spacing w:val="-2"/>
         </w:rPr>
-        <w:t xml:space="preserve">Clean Code                        </w:t>
+        <w:t xml:space="preserve">Clean </w:t>
+      </w:r>
+      <w:bookmarkStart w:id="0" w:name="_GoBack"/>
+      <w:bookmarkEnd w:id="0"/>
+      <w:r>
+        <w:rPr>
+          <w:rFonts w:ascii="Segoe UI" w:hAnsi="Segoe UI" w:cs="Segoe UI"/>
+          <w:color w:val="222222"/>
+          <w:spacing w:val="-2"/>
+        </w:rPr>
+        <w:t>Code</w:t>
+      </w:r>
+      <w:r>
+        <w:rPr>
+          <w:rFonts w:ascii="Segoe UI" w:hAnsi="Segoe UI" w:cs="Segoe UI"/>
+          <w:color w:val="222222"/>
+          <w:spacing w:val="-2"/>
+        </w:rPr>
+        <w:t xml:space="preserve"> / </w:t>
+      </w:r>
+      <w:r>
+        <w:rPr>
+          <w:rFonts w:ascii="Segoe UI" w:hAnsi="Segoe UI" w:cs="Segoe UI"/>
+          <w:color w:val="222222"/>
+          <w:spacing w:val="-2"/>
+        </w:rPr>
+        <w:t>Debugging</w:t>
+      </w:r>
+      <w:r>
+        <w:rPr>
+          <w:rFonts w:ascii="Segoe UI" w:hAnsi="Segoe UI" w:cs="Segoe UI"/>
+          <w:color w:val="222222"/>
+          <w:spacing w:val="-2"/>
+        </w:rPr>
+        <w:t xml:space="preserve">                        </w:t>
       </w:r>
       <w:r>
         <w:rPr>
@@ -4414,6 +4457,8 @@
         <w:ind w:left="120"/>
         <w:rPr>
           <w:rFonts w:ascii="Segoe UI" w:hAnsi="Segoe UI" w:cs="Segoe UI"/>
+          <w:color w:val="222222"/>
+          <w:spacing w:val="-5"/>
         </w:rPr>
       </w:pPr>
       <w:r>
